--- a/Задача.docx
+++ b/Задача.docx
@@ -5375,6 +5375,110 @@
     </w:p>
     <w:p>
       <w:pPr>
+        <w:pStyle w:val="a6"/>
+      </w:pPr>
+      <w:r>
+        <w:rPr>
+          <w:rFonts w:cstheme="minorHAnsi"/>
+        </w:rPr>
+        <w:br/>
+      </w:r>
+      <w:r>
+        <w:t>Давай делать это:</w:t>
+      </w:r>
+    </w:p>
+    <w:p>
+      <w:pPr>
+        <w:pStyle w:val="a6"/>
+        <w:numPr>
+          <w:ilvl w:val="0"/>
+          <w:numId w:val="22"/>
+        </w:numPr>
+      </w:pPr>
+      <w:r>
+        <w:t xml:space="preserve">Добавить роль </w:t>
+      </w:r>
+      <w:proofErr w:type="spellStart"/>
+      <w:r>
+        <w:rPr>
+          <w:rStyle w:val="HTML"/>
+        </w:rPr>
+        <w:t>viewer</w:t>
+      </w:r>
+      <w:proofErr w:type="spellEnd"/>
+      <w:r>
+        <w:t xml:space="preserve"> в модель </w:t>
+      </w:r>
+      <w:proofErr w:type="spellStart"/>
+      <w:r>
+        <w:rPr>
+          <w:rStyle w:val="HTML"/>
+        </w:rPr>
+        <w:t>User</w:t>
+      </w:r>
+      <w:proofErr w:type="spellEnd"/>
+    </w:p>
+    <w:p>
+      <w:pPr>
+        <w:pStyle w:val="a6"/>
+        <w:numPr>
+          <w:ilvl w:val="0"/>
+          <w:numId w:val="22"/>
+        </w:numPr>
+      </w:pPr>
+      <w:r>
+        <w:t xml:space="preserve">В </w:t>
+      </w:r>
+      <w:proofErr w:type="spellStart"/>
+      <w:r>
+        <w:t>роутах</w:t>
+      </w:r>
+      <w:proofErr w:type="spellEnd"/>
+      <w:r>
+        <w:t xml:space="preserve"> добавить проверку — редактировать могут только </w:t>
+      </w:r>
+      <w:proofErr w:type="spellStart"/>
+      <w:r>
+        <w:rPr>
+          <w:rStyle w:val="HTML"/>
+        </w:rPr>
+        <w:t>editor</w:t>
+      </w:r>
+      <w:proofErr w:type="spellEnd"/>
+      <w:r>
+        <w:t xml:space="preserve"> и </w:t>
+      </w:r>
+      <w:proofErr w:type="spellStart"/>
+      <w:r>
+        <w:rPr>
+          <w:rStyle w:val="HTML"/>
+        </w:rPr>
+        <w:t>admin</w:t>
+      </w:r>
+      <w:proofErr w:type="spellEnd"/>
+    </w:p>
+    <w:p>
+      <w:pPr>
+        <w:pStyle w:val="a6"/>
+        <w:numPr>
+          <w:ilvl w:val="0"/>
+          <w:numId w:val="22"/>
+        </w:numPr>
+      </w:pPr>
+      <w:r>
+        <w:t>В шаблонах скрыть кнопки «Добавить», «Редактировать», «Удалить» для читателей</w:t>
+      </w:r>
+    </w:p>
+    <w:p>
+      <w:pPr>
+        <w:pStyle w:val="a6"/>
+      </w:pPr>
+      <w:r>
+        <w:t>И потом уже история изменений — потому что когда у каждого есть аккаунт, история становится осмысленной: видно конкретно «Иванов И.И. изменил версию ПО с 1.0.1 на 1.0.2».</w:t>
+      </w:r>
+    </w:p>
+    <w:p>
+      <w:pPr>
         <w:pStyle w:val="a5"/>
         <w:rPr>
           <w:rFonts w:cstheme="minorHAnsi"/>
@@ -5515,6 +5619,119 @@
     </w:lvl>
   </w:abstractNum>
   <w:abstractNum w:abstractNumId="1" w15:restartNumberingAfterBreak="0">
+    <w:nsid w:val="10291C07"/>
+    <w:multiLevelType w:val="multilevel"/>
+    <w:tmpl w:val="FCFAC358"/>
+    <w:lvl w:ilvl="0">
+      <w:start w:val="1"/>
+      <w:numFmt w:val="decimal"/>
+      <w:lvlText w:val="%1."/>
+      <w:lvlJc w:val="left"/>
+      <w:pPr>
+        <w:tabs>
+          <w:tab w:val="num" w:pos="720"/>
+        </w:tabs>
+        <w:ind w:left="720" w:hanging="360"/>
+      </w:pPr>
+    </w:lvl>
+    <w:lvl w:ilvl="1" w:tentative="1">
+      <w:start w:val="1"/>
+      <w:numFmt w:val="decimal"/>
+      <w:lvlText w:val="%2."/>
+      <w:lvlJc w:val="left"/>
+      <w:pPr>
+        <w:tabs>
+          <w:tab w:val="num" w:pos="1440"/>
+        </w:tabs>
+        <w:ind w:left="1440" w:hanging="360"/>
+      </w:pPr>
+    </w:lvl>
+    <w:lvl w:ilvl="2" w:tentative="1">
+      <w:start w:val="1"/>
+      <w:numFmt w:val="decimal"/>
+      <w:lvlText w:val="%3."/>
+      <w:lvlJc w:val="left"/>
+      <w:pPr>
+        <w:tabs>
+          <w:tab w:val="num" w:pos="2160"/>
+        </w:tabs>
+        <w:ind w:left="2160" w:hanging="360"/>
+      </w:pPr>
+    </w:lvl>
+    <w:lvl w:ilvl="3" w:tentative="1">
+      <w:start w:val="1"/>
+      <w:numFmt w:val="decimal"/>
+      <w:lvlText w:val="%4."/>
+      <w:lvlJc w:val="left"/>
+      <w:pPr>
+        <w:tabs>
+          <w:tab w:val="num" w:pos="2880"/>
+        </w:tabs>
+        <w:ind w:left="2880" w:hanging="360"/>
+      </w:pPr>
+    </w:lvl>
+    <w:lvl w:ilvl="4" w:tentative="1">
+      <w:start w:val="1"/>
+      <w:numFmt w:val="decimal"/>
+      <w:lvlText w:val="%5."/>
+      <w:lvlJc w:val="left"/>
+      <w:pPr>
+        <w:tabs>
+          <w:tab w:val="num" w:pos="3600"/>
+        </w:tabs>
+        <w:ind w:left="3600" w:hanging="360"/>
+      </w:pPr>
+    </w:lvl>
+    <w:lvl w:ilvl="5" w:tentative="1">
+      <w:start w:val="1"/>
+      <w:numFmt w:val="decimal"/>
+      <w:lvlText w:val="%6."/>
+      <w:lvlJc w:val="left"/>
+      <w:pPr>
+        <w:tabs>
+          <w:tab w:val="num" w:pos="4320"/>
+        </w:tabs>
+        <w:ind w:left="4320" w:hanging="360"/>
+      </w:pPr>
+    </w:lvl>
+    <w:lvl w:ilvl="6" w:tentative="1">
+      <w:start w:val="1"/>
+      <w:numFmt w:val="decimal"/>
+      <w:lvlText w:val="%7."/>
+      <w:lvlJc w:val="left"/>
+      <w:pPr>
+        <w:tabs>
+          <w:tab w:val="num" w:pos="5040"/>
+        </w:tabs>
+        <w:ind w:left="5040" w:hanging="360"/>
+      </w:pPr>
+    </w:lvl>
+    <w:lvl w:ilvl="7" w:tentative="1">
+      <w:start w:val="1"/>
+      <w:numFmt w:val="decimal"/>
+      <w:lvlText w:val="%8."/>
+      <w:lvlJc w:val="left"/>
+      <w:pPr>
+        <w:tabs>
+          <w:tab w:val="num" w:pos="5760"/>
+        </w:tabs>
+        <w:ind w:left="5760" w:hanging="360"/>
+      </w:pPr>
+    </w:lvl>
+    <w:lvl w:ilvl="8" w:tentative="1">
+      <w:start w:val="1"/>
+      <w:numFmt w:val="decimal"/>
+      <w:lvlText w:val="%9."/>
+      <w:lvlJc w:val="left"/>
+      <w:pPr>
+        <w:tabs>
+          <w:tab w:val="num" w:pos="6480"/>
+        </w:tabs>
+        <w:ind w:left="6480" w:hanging="360"/>
+      </w:pPr>
+    </w:lvl>
+  </w:abstractNum>
+  <w:abstractNum w:abstractNumId="2" w15:restartNumberingAfterBreak="0">
     <w:nsid w:val="18F36498"/>
     <w:multiLevelType w:val="multilevel"/>
     <w:tmpl w:val="D4242B5C"/>
@@ -5663,7 +5880,7 @@
       </w:rPr>
     </w:lvl>
   </w:abstractNum>
-  <w:abstractNum w:abstractNumId="2" w15:restartNumberingAfterBreak="0">
+  <w:abstractNum w:abstractNumId="3" w15:restartNumberingAfterBreak="0">
     <w:nsid w:val="2F602409"/>
     <w:multiLevelType w:val="multilevel"/>
     <w:tmpl w:val="6C3A8B62"/>
@@ -5812,7 +6029,7 @@
       </w:rPr>
     </w:lvl>
   </w:abstractNum>
-  <w:abstractNum w:abstractNumId="3" w15:restartNumberingAfterBreak="0">
+  <w:abstractNum w:abstractNumId="4" w15:restartNumberingAfterBreak="0">
     <w:nsid w:val="334B090A"/>
     <w:multiLevelType w:val="multilevel"/>
     <w:tmpl w:val="EC14475E"/>
@@ -5961,7 +6178,7 @@
       </w:rPr>
     </w:lvl>
   </w:abstractNum>
-  <w:abstractNum w:abstractNumId="4" w15:restartNumberingAfterBreak="0">
+  <w:abstractNum w:abstractNumId="5" w15:restartNumberingAfterBreak="0">
     <w:nsid w:val="34B96840"/>
     <w:multiLevelType w:val="multilevel"/>
     <w:tmpl w:val="4CBC3BE8"/>
@@ -6110,7 +6327,7 @@
       </w:rPr>
     </w:lvl>
   </w:abstractNum>
-  <w:abstractNum w:abstractNumId="5" w15:restartNumberingAfterBreak="0">
+  <w:abstractNum w:abstractNumId="6" w15:restartNumberingAfterBreak="0">
     <w:nsid w:val="3535699C"/>
     <w:multiLevelType w:val="multilevel"/>
     <w:tmpl w:val="95542A20"/>
@@ -6259,7 +6476,7 @@
       </w:rPr>
     </w:lvl>
   </w:abstractNum>
-  <w:abstractNum w:abstractNumId="6" w15:restartNumberingAfterBreak="0">
+  <w:abstractNum w:abstractNumId="7" w15:restartNumberingAfterBreak="0">
     <w:nsid w:val="365A530E"/>
     <w:multiLevelType w:val="multilevel"/>
     <w:tmpl w:val="F326A018"/>
@@ -6408,7 +6625,7 @@
       </w:rPr>
     </w:lvl>
   </w:abstractNum>
-  <w:abstractNum w:abstractNumId="7" w15:restartNumberingAfterBreak="0">
+  <w:abstractNum w:abstractNumId="8" w15:restartNumberingAfterBreak="0">
     <w:nsid w:val="4703098D"/>
     <w:multiLevelType w:val="multilevel"/>
     <w:tmpl w:val="3E1C28CE"/>
@@ -6557,7 +6774,7 @@
       </w:rPr>
     </w:lvl>
   </w:abstractNum>
-  <w:abstractNum w:abstractNumId="8" w15:restartNumberingAfterBreak="0">
+  <w:abstractNum w:abstractNumId="9" w15:restartNumberingAfterBreak="0">
     <w:nsid w:val="4DA9168F"/>
     <w:multiLevelType w:val="multilevel"/>
     <w:tmpl w:val="5F0490C0"/>
@@ -6706,7 +6923,7 @@
       </w:rPr>
     </w:lvl>
   </w:abstractNum>
-  <w:abstractNum w:abstractNumId="9" w15:restartNumberingAfterBreak="0">
+  <w:abstractNum w:abstractNumId="10" w15:restartNumberingAfterBreak="0">
     <w:nsid w:val="513814EB"/>
     <w:multiLevelType w:val="multilevel"/>
     <w:tmpl w:val="74A08F80"/>
@@ -6855,7 +7072,7 @@
       </w:rPr>
     </w:lvl>
   </w:abstractNum>
-  <w:abstractNum w:abstractNumId="10" w15:restartNumberingAfterBreak="0">
+  <w:abstractNum w:abstractNumId="11" w15:restartNumberingAfterBreak="0">
     <w:nsid w:val="514A4E37"/>
     <w:multiLevelType w:val="multilevel"/>
     <w:tmpl w:val="D5861D2E"/>
@@ -7004,7 +7221,7 @@
       </w:rPr>
     </w:lvl>
   </w:abstractNum>
-  <w:abstractNum w:abstractNumId="11" w15:restartNumberingAfterBreak="0">
+  <w:abstractNum w:abstractNumId="12" w15:restartNumberingAfterBreak="0">
     <w:nsid w:val="5591649C"/>
     <w:multiLevelType w:val="multilevel"/>
     <w:tmpl w:val="EC609F1A"/>
@@ -7153,7 +7370,7 @@
       </w:rPr>
     </w:lvl>
   </w:abstractNum>
-  <w:abstractNum w:abstractNumId="12" w15:restartNumberingAfterBreak="0">
+  <w:abstractNum w:abstractNumId="13" w15:restartNumberingAfterBreak="0">
     <w:nsid w:val="55D92AAA"/>
     <w:multiLevelType w:val="multilevel"/>
     <w:tmpl w:val="EFDC8768"/>
@@ -7302,7 +7519,7 @@
       </w:rPr>
     </w:lvl>
   </w:abstractNum>
-  <w:abstractNum w:abstractNumId="13" w15:restartNumberingAfterBreak="0">
+  <w:abstractNum w:abstractNumId="14" w15:restartNumberingAfterBreak="0">
     <w:nsid w:val="601F53EF"/>
     <w:multiLevelType w:val="multilevel"/>
     <w:tmpl w:val="7550DDF6"/>
@@ -7451,7 +7668,7 @@
       </w:rPr>
     </w:lvl>
   </w:abstractNum>
-  <w:abstractNum w:abstractNumId="14" w15:restartNumberingAfterBreak="0">
+  <w:abstractNum w:abstractNumId="15" w15:restartNumberingAfterBreak="0">
     <w:nsid w:val="61CD420E"/>
     <w:multiLevelType w:val="multilevel"/>
     <w:tmpl w:val="BECAD9C8"/>
@@ -7600,7 +7817,7 @@
       </w:rPr>
     </w:lvl>
   </w:abstractNum>
-  <w:abstractNum w:abstractNumId="15" w15:restartNumberingAfterBreak="0">
+  <w:abstractNum w:abstractNumId="16" w15:restartNumberingAfterBreak="0">
     <w:nsid w:val="64CB1BAC"/>
     <w:multiLevelType w:val="multilevel"/>
     <w:tmpl w:val="9B1E4558"/>
@@ -7749,7 +7966,7 @@
       </w:rPr>
     </w:lvl>
   </w:abstractNum>
-  <w:abstractNum w:abstractNumId="16" w15:restartNumberingAfterBreak="0">
+  <w:abstractNum w:abstractNumId="17" w15:restartNumberingAfterBreak="0">
     <w:nsid w:val="68333E6D"/>
     <w:multiLevelType w:val="multilevel"/>
     <w:tmpl w:val="4B5EC858"/>
@@ -7898,7 +8115,7 @@
       </w:rPr>
     </w:lvl>
   </w:abstractNum>
-  <w:abstractNum w:abstractNumId="17" w15:restartNumberingAfterBreak="0">
+  <w:abstractNum w:abstractNumId="18" w15:restartNumberingAfterBreak="0">
     <w:nsid w:val="722F49F4"/>
     <w:multiLevelType w:val="multilevel"/>
     <w:tmpl w:val="C058A038"/>
@@ -8047,7 +8264,7 @@
       </w:rPr>
     </w:lvl>
   </w:abstractNum>
-  <w:abstractNum w:abstractNumId="18" w15:restartNumberingAfterBreak="0">
+  <w:abstractNum w:abstractNumId="19" w15:restartNumberingAfterBreak="0">
     <w:nsid w:val="72573BDF"/>
     <w:multiLevelType w:val="multilevel"/>
     <w:tmpl w:val="231C40AE"/>
@@ -8160,7 +8377,7 @@
       </w:pPr>
     </w:lvl>
   </w:abstractNum>
-  <w:abstractNum w:abstractNumId="19" w15:restartNumberingAfterBreak="0">
+  <w:abstractNum w:abstractNumId="20" w15:restartNumberingAfterBreak="0">
     <w:nsid w:val="75D831E1"/>
     <w:multiLevelType w:val="multilevel"/>
     <w:tmpl w:val="999C97BE"/>
@@ -8309,7 +8526,7 @@
       </w:rPr>
     </w:lvl>
   </w:abstractNum>
-  <w:abstractNum w:abstractNumId="20" w15:restartNumberingAfterBreak="0">
+  <w:abstractNum w:abstractNumId="21" w15:restartNumberingAfterBreak="0">
     <w:nsid w:val="77763386"/>
     <w:multiLevelType w:val="multilevel"/>
     <w:tmpl w:val="B8366F12"/>
@@ -8459,67 +8676,70 @@
     </w:lvl>
   </w:abstractNum>
   <w:num w:numId="1">
-    <w:abstractNumId w:val="10"/>
+    <w:abstractNumId w:val="11"/>
   </w:num>
   <w:num w:numId="2">
+    <w:abstractNumId w:val="16"/>
+  </w:num>
+  <w:num w:numId="3">
     <w:abstractNumId w:val="15"/>
   </w:num>
-  <w:num w:numId="3">
+  <w:num w:numId="4">
+    <w:abstractNumId w:val="5"/>
+  </w:num>
+  <w:num w:numId="5">
+    <w:abstractNumId w:val="9"/>
+  </w:num>
+  <w:num w:numId="6">
     <w:abstractNumId w:val="14"/>
   </w:num>
-  <w:num w:numId="4">
+  <w:num w:numId="7">
+    <w:abstractNumId w:val="17"/>
+  </w:num>
+  <w:num w:numId="8">
     <w:abstractNumId w:val="4"/>
   </w:num>
-  <w:num w:numId="5">
-    <w:abstractNumId w:val="8"/>
-  </w:num>
-  <w:num w:numId="6">
-    <w:abstractNumId w:val="13"/>
-  </w:num>
-  <w:num w:numId="7">
-    <w:abstractNumId w:val="16"/>
-  </w:num>
-  <w:num w:numId="8">
+  <w:num w:numId="9">
     <w:abstractNumId w:val="3"/>
   </w:num>
-  <w:num w:numId="9">
-    <w:abstractNumId w:val="2"/>
-  </w:num>
   <w:num w:numId="10">
-    <w:abstractNumId w:val="12"/>
+    <w:abstractNumId w:val="13"/>
   </w:num>
   <w:num w:numId="11">
     <w:abstractNumId w:val="0"/>
   </w:num>
   <w:num w:numId="12">
-    <w:abstractNumId w:val="11"/>
+    <w:abstractNumId w:val="12"/>
   </w:num>
   <w:num w:numId="13">
-    <w:abstractNumId w:val="1"/>
+    <w:abstractNumId w:val="2"/>
   </w:num>
   <w:num w:numId="14">
-    <w:abstractNumId w:val="17"/>
+    <w:abstractNumId w:val="18"/>
   </w:num>
   <w:num w:numId="15">
+    <w:abstractNumId w:val="20"/>
+  </w:num>
+  <w:num w:numId="16">
+    <w:abstractNumId w:val="21"/>
+  </w:num>
+  <w:num w:numId="17">
+    <w:abstractNumId w:val="7"/>
+  </w:num>
+  <w:num w:numId="18">
+    <w:abstractNumId w:val="6"/>
+  </w:num>
+  <w:num w:numId="19">
     <w:abstractNumId w:val="19"/>
   </w:num>
-  <w:num w:numId="16">
-    <w:abstractNumId w:val="20"/>
-  </w:num>
-  <w:num w:numId="17">
-    <w:abstractNumId w:val="6"/>
-  </w:num>
-  <w:num w:numId="18">
-    <w:abstractNumId w:val="5"/>
-  </w:num>
-  <w:num w:numId="19">
-    <w:abstractNumId w:val="18"/>
-  </w:num>
   <w:num w:numId="20">
-    <w:abstractNumId w:val="9"/>
+    <w:abstractNumId w:val="10"/>
   </w:num>
   <w:num w:numId="21">
-    <w:abstractNumId w:val="7"/>
+    <w:abstractNumId w:val="8"/>
+  </w:num>
+  <w:num w:numId="22">
+    <w:abstractNumId w:val="1"/>
   </w:num>
 </w:numbering>
 </file>
@@ -9141,6 +9361,23 @@
       <w:lang w:eastAsia="ru-RU"/>
     </w:rPr>
   </w:style>
+  <w:style w:type="paragraph" w:styleId="a6">
+    <w:name w:val="Normal (Web)"/>
+    <w:basedOn w:val="a"/>
+    <w:uiPriority w:val="99"/>
+    <w:semiHidden/>
+    <w:unhideWhenUsed/>
+    <w:rsid w:val="00D50695"/>
+    <w:pPr>
+      <w:spacing w:before="100" w:beforeAutospacing="1" w:after="100" w:afterAutospacing="1" w:line="240" w:lineRule="auto"/>
+    </w:pPr>
+    <w:rPr>
+      <w:rFonts w:ascii="Times New Roman" w:eastAsia="Times New Roman" w:hAnsi="Times New Roman" w:cs="Times New Roman"/>
+      <w:sz w:val="24"/>
+      <w:szCs w:val="24"/>
+      <w:lang w:eastAsia="ru-RU"/>
+    </w:rPr>
+  </w:style>
 </w:styles>
 </file>
 
